--- a/ky/wisdom-stories/organization-without-an-action-plan.docx
+++ b/ky/wisdom-stories/organization-without-an-action-plan.docx
@@ -39,7 +39,7 @@
           <w:sz w:val="22"/>
           <w:lang w:val="ky-KG"/>
         </w:rPr>
-        <w:t>Иш-аракет планы жок уюм көздөгөн порту белгилүү болгону менен, деңиз картасы, жүрүү багыты жана экипаж мүчөлөрүнүн милдеттери аныкталбаган кемеге окшош. Мындай кеме кээде жолу болуп, капитаны тажрыйбалуу же аба ырайы ыңгайлуу болгондуктан портко жетиши мүмкүн. Бирок бул системалуу башкаруунун эмес, кокустуктун натыйжасы болот. Туруктуу ийгилик болсо кокустук менен эмес, туура пландалып, тартип менен аткарылган иштин аркасында келет.</w:t>
+        <w:t>Иш-аракет планы жок уюм көздөгөн порту белгилүү болгону менен, деңиз картасы, жүрүү багыты жана экипаж мүчөлөрүнүн милдеттери аныкталбаган кемеге окшош. Мындай кеме кээде жолу болуп, капитаны жөндөмдүү же аба ырайы ыңгайлуу болгондуктан портко жетиши мүмкүн. Бирок бул системалуу башкаруунун эмес, кокустуктун натыйжасы болот. Туруктуу ийгилик болсо кокустук менен эмес, туура пландалып, тартип менен аткарылган иштин аркасында келет.</w:t>
       </w:r>
     </w:p>
     <w:p>
@@ -81,7 +81,7 @@
           <w:sz w:val="22"/>
           <w:lang w:val="ky-KG"/>
         </w:rPr>
-        <w:t xml:space="preserve">Сабак: </w:t>
+        <w:t>Сабак: Максат кайда барарыңды, план болсо ал жакка кантип жетериңди көрсөтөт. Плансыз уюмдун ийгилиги кокустукка байланыштуу; туруктуу ийгилик ойлонулган, ырааттуу ишти талап кылат.</w:t>
       </w:r>
       <w:r>
         <w:rPr>
@@ -90,7 +90,6 @@
           <w:sz w:val="22"/>
           <w:lang w:val="ky-KG"/>
         </w:rPr>
-        <w:t>Максат коюу жетишсиз, ага жетчү иштин тартиби да керек. Так план, бөлүштүрүлгөн милдет, ырааттуу аракет уюмду алдыга жылдырат.</w:t>
       </w:r>
     </w:p>
     <w:p>
@@ -110,7 +109,7 @@
           <w:sz w:val="18"/>
           <w:lang w:val="ky-KG"/>
         </w:rPr>
-        <w:t>Окуя ачык интернет булактарынан алынды.</w:t>
+        <w:t>Аңгемелер ачык интернет булактарынан алынган, иллюстрациялар болсо ЖИ менен түзүлгөн.</w:t>
       </w:r>
     </w:p>
     <w:sectPr>
